--- a/exercises/hw4.docx
+++ b/exercises/hw4.docx
@@ -20,27 +20,7 @@
           <w:sz w:val="22"/>
           <w:szCs w:val="22"/>
         </w:rPr>
-        <w:t xml:space="preserve">HOMEWORK </w:t>
-      </w:r>
-      <w:r>
-        <w:rPr>
-          <w:rFonts w:ascii="Arial" w:hAnsi="Arial" w:cs="Arial"/>
-          <w:b/>
-          <w:bCs/>
-          <w:sz w:val="22"/>
-          <w:szCs w:val="22"/>
-        </w:rPr>
-        <w:t>4</w:t>
-      </w:r>
-      <w:r>
-        <w:rPr>
-          <w:rFonts w:ascii="Arial" w:hAnsi="Arial" w:cs="Arial"/>
-          <w:b/>
-          <w:bCs/>
-          <w:sz w:val="22"/>
-          <w:szCs w:val="22"/>
-        </w:rPr>
-        <w:t>:</w:t>
+        <w:t>HOMEWORK 4:</w:t>
       </w:r>
       <w:r>
         <w:rPr>
@@ -1253,7 +1233,23 @@
           <w:sz w:val="22"/>
           <w:szCs w:val="22"/>
         </w:rPr>
-        <w:t>Discussion Quality [4 pts]: The write-up is</w:t>
+        <w:t>Discussion Quality [</w:t>
+      </w:r>
+      <w:r>
+        <w:rPr>
+          <w:rFonts w:ascii="Arial" w:hAnsi="Arial" w:cs="Arial"/>
+          <w:sz w:val="22"/>
+          <w:szCs w:val="22"/>
+        </w:rPr>
+        <w:t>5</w:t>
+      </w:r>
+      <w:r>
+        <w:rPr>
+          <w:rFonts w:ascii="Arial" w:hAnsi="Arial" w:cs="Arial"/>
+          <w:sz w:val="22"/>
+          <w:szCs w:val="22"/>
+        </w:rPr>
+        <w:t xml:space="preserve"> pts]: The write-up is</w:t>
       </w:r>
       <w:r>
         <w:rPr>
@@ -1269,32 +1265,40 @@
           <w:sz w:val="22"/>
           <w:szCs w:val="22"/>
         </w:rPr>
-        <w:t xml:space="preserve"> P</w:t>
-      </w:r>
-      <w:r>
-        <w:rPr>
-          <w:rFonts w:ascii="Arial" w:hAnsi="Arial" w:cs="Arial"/>
-          <w:sz w:val="22"/>
-          <w:szCs w:val="22"/>
-        </w:rPr>
-        <w:t>aragraphs and / or headers are used to organize the text, and superfluous code outputs are suppressed.</w:t>
-      </w:r>
-    </w:p>
-    <w:p>
-      <w:pPr>
-        <w:rPr>
-          <w:rFonts w:ascii="Arial" w:hAnsi="Arial" w:cs="Arial"/>
-          <w:sz w:val="22"/>
-          <w:szCs w:val="22"/>
-        </w:rPr>
-      </w:pPr>
-      <w:r>
-        <w:rPr>
-          <w:rFonts w:ascii="Arial" w:hAnsi="Arial" w:cs="Arial"/>
-          <w:sz w:val="22"/>
-          <w:szCs w:val="22"/>
-        </w:rPr>
-        <w:t>Design Choices [4 points]: The visual interface is easy to use</w:t>
+        <w:t xml:space="preserve"> Paragraphs and / or headers are used to organize the text, and superfluous code outputs are suppressed.</w:t>
+      </w:r>
+    </w:p>
+    <w:p>
+      <w:pPr>
+        <w:rPr>
+          <w:rFonts w:ascii="Arial" w:hAnsi="Arial" w:cs="Arial"/>
+          <w:sz w:val="22"/>
+          <w:szCs w:val="22"/>
+        </w:rPr>
+      </w:pPr>
+      <w:r>
+        <w:rPr>
+          <w:rFonts w:ascii="Arial" w:hAnsi="Arial" w:cs="Arial"/>
+          <w:sz w:val="22"/>
+          <w:szCs w:val="22"/>
+        </w:rPr>
+        <w:t xml:space="preserve">Design Choices </w:t>
+      </w:r>
+      <w:r>
+        <w:rPr>
+          <w:rFonts w:ascii="Arial" w:hAnsi="Arial" w:cs="Arial"/>
+          <w:sz w:val="22"/>
+          <w:szCs w:val="22"/>
+        </w:rPr>
+        <w:t>[6</w:t>
+      </w:r>
+      <w:r>
+        <w:rPr>
+          <w:rFonts w:ascii="Arial" w:hAnsi="Arial" w:cs="Arial"/>
+          <w:sz w:val="22"/>
+          <w:szCs w:val="22"/>
+        </w:rPr>
+        <w:t xml:space="preserve"> points]: The visual interface is easy to use</w:t>
       </w:r>
       <w:r>
         <w:rPr>
@@ -1384,24 +1388,56 @@
           <w:sz w:val="22"/>
           <w:szCs w:val="22"/>
         </w:rPr>
-        <w:t>Problem Formulation [4 points]: The focus of the application is on a broader, independently interesting problem domain. All data are reported within context, rather than assuming prior familiarity (with specific variable names or data collection methods, for example). The questions asked do not have obvious answers, and the visualization could potentially find an audience beyond the course.</w:t>
-      </w:r>
-    </w:p>
-    <w:p>
-      <w:pPr>
-        <w:rPr>
-          <w:rFonts w:ascii="Arial" w:hAnsi="Arial" w:cs="Arial"/>
-          <w:sz w:val="22"/>
-          <w:szCs w:val="22"/>
-        </w:rPr>
-      </w:pPr>
-      <w:r>
-        <w:rPr>
-          <w:rFonts w:ascii="Arial" w:hAnsi="Arial" w:cs="Arial"/>
-          <w:sz w:val="22"/>
-          <w:szCs w:val="22"/>
-        </w:rPr>
-        <w:t>Code Useability [3 points]: The code to generate the figures is readable and can be run easily.</w:t>
+        <w:t>Problem Formulation [</w:t>
+      </w:r>
+      <w:r>
+        <w:rPr>
+          <w:rFonts w:ascii="Arial" w:hAnsi="Arial" w:cs="Arial"/>
+          <w:sz w:val="22"/>
+          <w:szCs w:val="22"/>
+        </w:rPr>
+        <w:t>5</w:t>
+      </w:r>
+      <w:r>
+        <w:rPr>
+          <w:rFonts w:ascii="Arial" w:hAnsi="Arial" w:cs="Arial"/>
+          <w:sz w:val="22"/>
+          <w:szCs w:val="22"/>
+        </w:rPr>
+        <w:t xml:space="preserve"> points]: The focus of the application is on a broader, independently interesting problem domain. All data are reported within context, rather than assuming prior familiarity (with specific variable names or data collection methods, for example). The questions asked do not have obvious answers, and the visualization could potentially find an audience beyond the course.</w:t>
+      </w:r>
+    </w:p>
+    <w:p>
+      <w:pPr>
+        <w:rPr>
+          <w:rFonts w:ascii="Arial" w:hAnsi="Arial" w:cs="Arial"/>
+          <w:sz w:val="22"/>
+          <w:szCs w:val="22"/>
+        </w:rPr>
+      </w:pPr>
+      <w:r>
+        <w:rPr>
+          <w:rFonts w:ascii="Arial" w:hAnsi="Arial" w:cs="Arial"/>
+          <w:sz w:val="22"/>
+          <w:szCs w:val="22"/>
+        </w:rPr>
+        <w:t>Code Useability [</w:t>
+      </w:r>
+      <w:r>
+        <w:rPr>
+          <w:rFonts w:ascii="Arial" w:hAnsi="Arial" w:cs="Arial"/>
+          <w:sz w:val="22"/>
+          <w:szCs w:val="22"/>
+        </w:rPr>
+        <w:t>4</w:t>
+      </w:r>
+      <w:r>
+        <w:rPr>
+          <w:rFonts w:ascii="Arial" w:hAnsi="Arial" w:cs="Arial"/>
+          <w:sz w:val="22"/>
+          <w:szCs w:val="22"/>
+        </w:rPr>
+        <w:t xml:space="preserve"> points]: The code to generate the figures is readable and can be run easily.</w:t>
       </w:r>
     </w:p>
     <w:p>
